--- a/Documents/SCARAB Research Document.docx
+++ b/Documents/SCARAB Research Document.docx
@@ -265,7 +265,7 @@
                 <w:noProof/>
                 <w:webHidden/>
               </w:rPr>
-              <w:t>3</w:t>
+              <w:t>4</w:t>
             </w:r>
             <w:r>
               <w:rPr>
@@ -337,7 +337,7 @@
                 <w:noProof/>
                 <w:webHidden/>
               </w:rPr>
-              <w:t>4</w:t>
+              <w:t>5</w:t>
             </w:r>
             <w:r>
               <w:rPr>
@@ -409,7 +409,7 @@
                 <w:noProof/>
                 <w:webHidden/>
               </w:rPr>
-              <w:t>5</w:t>
+              <w:t>6</w:t>
             </w:r>
             <w:r>
               <w:rPr>
@@ -499,7 +499,7 @@
                 <w:noProof/>
                 <w:webHidden/>
               </w:rPr>
-              <w:t>5</w:t>
+              <w:t>6</w:t>
             </w:r>
             <w:r>
               <w:rPr>
@@ -589,7 +589,7 @@
                 <w:noProof/>
                 <w:webHidden/>
               </w:rPr>
-              <w:t>5</w:t>
+              <w:t>6</w:t>
             </w:r>
             <w:r>
               <w:rPr>
@@ -679,7 +679,7 @@
                 <w:noProof/>
                 <w:webHidden/>
               </w:rPr>
-              <w:t>5</w:t>
+              <w:t>6</w:t>
             </w:r>
             <w:r>
               <w:rPr>
@@ -769,7 +769,7 @@
                 <w:noProof/>
                 <w:webHidden/>
               </w:rPr>
-              <w:t>6</w:t>
+              <w:t>7</w:t>
             </w:r>
             <w:r>
               <w:rPr>
@@ -841,7 +841,7 @@
                 <w:noProof/>
                 <w:webHidden/>
               </w:rPr>
-              <w:t>7</w:t>
+              <w:t>8</w:t>
             </w:r>
             <w:r>
               <w:rPr>
@@ -931,7 +931,7 @@
                 <w:noProof/>
                 <w:webHidden/>
               </w:rPr>
-              <w:t>7</w:t>
+              <w:t>8</w:t>
             </w:r>
             <w:r>
               <w:rPr>
@@ -1021,7 +1021,7 @@
                 <w:noProof/>
                 <w:webHidden/>
               </w:rPr>
-              <w:t>7</w:t>
+              <w:t>8</w:t>
             </w:r>
             <w:r>
               <w:rPr>
@@ -1093,7 +1093,7 @@
                 <w:noProof/>
                 <w:webHidden/>
               </w:rPr>
-              <w:t>7</w:t>
+              <w:t>8</w:t>
             </w:r>
             <w:r>
               <w:rPr>
@@ -1165,7 +1165,7 @@
                 <w:noProof/>
                 <w:webHidden/>
               </w:rPr>
-              <w:t>8</w:t>
+              <w:t>9</w:t>
             </w:r>
             <w:r>
               <w:rPr>
@@ -1255,7 +1255,7 @@
                 <w:noProof/>
                 <w:webHidden/>
               </w:rPr>
-              <w:t>8</w:t>
+              <w:t>9</w:t>
             </w:r>
             <w:r>
               <w:rPr>
@@ -1327,7 +1327,7 @@
                 <w:noProof/>
                 <w:webHidden/>
               </w:rPr>
-              <w:t>8</w:t>
+              <w:t>9</w:t>
             </w:r>
             <w:r>
               <w:rPr>
@@ -1399,7 +1399,7 @@
                 <w:noProof/>
                 <w:webHidden/>
               </w:rPr>
-              <w:t>9</w:t>
+              <w:t>10</w:t>
             </w:r>
             <w:r>
               <w:rPr>
@@ -1489,7 +1489,7 @@
                 <w:noProof/>
                 <w:webHidden/>
               </w:rPr>
-              <w:t>9</w:t>
+              <w:t>10</w:t>
             </w:r>
             <w:r>
               <w:rPr>
@@ -1579,7 +1579,7 @@
                 <w:noProof/>
                 <w:webHidden/>
               </w:rPr>
-              <w:t>9</w:t>
+              <w:t>10</w:t>
             </w:r>
             <w:r>
               <w:rPr>
@@ -1669,7 +1669,7 @@
                 <w:noProof/>
                 <w:webHidden/>
               </w:rPr>
-              <w:t>10</w:t>
+              <w:t>11</w:t>
             </w:r>
             <w:r>
               <w:rPr>
@@ -1759,7 +1759,7 @@
                 <w:noProof/>
                 <w:webHidden/>
               </w:rPr>
-              <w:t>10</w:t>
+              <w:t>11</w:t>
             </w:r>
             <w:r>
               <w:rPr>
@@ -1849,7 +1849,7 @@
                 <w:noProof/>
                 <w:webHidden/>
               </w:rPr>
-              <w:t>10</w:t>
+              <w:t>12</w:t>
             </w:r>
             <w:r>
               <w:rPr>
@@ -1939,7 +1939,7 @@
                 <w:noProof/>
                 <w:webHidden/>
               </w:rPr>
-              <w:t>11</w:t>
+              <w:t>12</w:t>
             </w:r>
             <w:r>
               <w:rPr>
@@ -2029,7 +2029,7 @@
                 <w:noProof/>
                 <w:webHidden/>
               </w:rPr>
-              <w:t>12</w:t>
+              <w:t>13</w:t>
             </w:r>
             <w:r>
               <w:rPr>
@@ -2119,7 +2119,7 @@
                 <w:noProof/>
                 <w:webHidden/>
               </w:rPr>
-              <w:t>13</w:t>
+              <w:t>14</w:t>
             </w:r>
             <w:r>
               <w:rPr>
@@ -2209,7 +2209,7 @@
                 <w:noProof/>
                 <w:webHidden/>
               </w:rPr>
-              <w:t>14</w:t>
+              <w:t>15</w:t>
             </w:r>
             <w:r>
               <w:rPr>
@@ -2299,7 +2299,7 @@
                 <w:noProof/>
                 <w:webHidden/>
               </w:rPr>
-              <w:t>15</w:t>
+              <w:t>16</w:t>
             </w:r>
             <w:r>
               <w:rPr>
@@ -2389,7 +2389,7 @@
                 <w:noProof/>
                 <w:webHidden/>
               </w:rPr>
-              <w:t>15</w:t>
+              <w:t>16</w:t>
             </w:r>
             <w:r>
               <w:rPr>
@@ -2479,7 +2479,7 @@
                 <w:noProof/>
                 <w:webHidden/>
               </w:rPr>
-              <w:t>16</w:t>
+              <w:t>17</w:t>
             </w:r>
             <w:r>
               <w:rPr>
@@ -2569,7 +2569,7 @@
                 <w:noProof/>
                 <w:webHidden/>
               </w:rPr>
-              <w:t>16</w:t>
+              <w:t>17</w:t>
             </w:r>
             <w:r>
               <w:rPr>
@@ -2659,7 +2659,7 @@
                 <w:noProof/>
                 <w:webHidden/>
               </w:rPr>
-              <w:t>16</w:t>
+              <w:t>17</w:t>
             </w:r>
             <w:r>
               <w:rPr>
@@ -2749,7 +2749,7 @@
                 <w:noProof/>
                 <w:webHidden/>
               </w:rPr>
-              <w:t>17</w:t>
+              <w:t>18</w:t>
             </w:r>
             <w:r>
               <w:rPr>
@@ -2839,7 +2839,7 @@
                 <w:noProof/>
                 <w:webHidden/>
               </w:rPr>
-              <w:t>17</w:t>
+              <w:t>18</w:t>
             </w:r>
             <w:r>
               <w:rPr>
@@ -2929,7 +2929,7 @@
                 <w:noProof/>
                 <w:webHidden/>
               </w:rPr>
-              <w:t>17</w:t>
+              <w:t>18</w:t>
             </w:r>
             <w:r>
               <w:rPr>
@@ -3001,7 +3001,7 @@
                 <w:noProof/>
                 <w:webHidden/>
               </w:rPr>
-              <w:t>18</w:t>
+              <w:t>19</w:t>
             </w:r>
             <w:r>
               <w:rPr>
@@ -3091,7 +3091,7 @@
                 <w:noProof/>
                 <w:webHidden/>
               </w:rPr>
-              <w:t>18</w:t>
+              <w:t>19</w:t>
             </w:r>
             <w:r>
               <w:rPr>
@@ -3181,7 +3181,7 @@
                 <w:noProof/>
                 <w:webHidden/>
               </w:rPr>
-              <w:t>18</w:t>
+              <w:t>19</w:t>
             </w:r>
             <w:r>
               <w:rPr>
@@ -3253,7 +3253,7 @@
                 <w:noProof/>
                 <w:webHidden/>
               </w:rPr>
-              <w:t>19</w:t>
+              <w:t>20</w:t>
             </w:r>
             <w:r>
               <w:rPr>
@@ -3325,7 +3325,7 @@
                 <w:noProof/>
                 <w:webHidden/>
               </w:rPr>
-              <w:t>20</w:t>
+              <w:t>21</w:t>
             </w:r>
             <w:r>
               <w:rPr>
@@ -3397,7 +3397,7 @@
                 <w:noProof/>
                 <w:webHidden/>
               </w:rPr>
-              <w:t>21</w:t>
+              <w:t>22</w:t>
             </w:r>
             <w:r>
               <w:rPr>
@@ -3469,7 +3469,7 @@
                 <w:noProof/>
                 <w:webHidden/>
               </w:rPr>
-              <w:t>22</w:t>
+              <w:t>23</w:t>
             </w:r>
             <w:r>
               <w:rPr>
@@ -3911,47 +3911,7 @@
           <w:szCs w:val="16"/>
           <w:lang w:val="en-IE"/>
         </w:rPr>
-        <w:t xml:space="preserve">(Fig </w:t>
-      </w:r>
-      <w:r>
-        <w:rPr>
-          <w:sz w:val="16"/>
-          <w:szCs w:val="16"/>
-          <w:lang w:val="en-IE"/>
-        </w:rPr>
-        <w:t>3.1.1.1</w:t>
-      </w:r>
-      <w:r>
-        <w:rPr>
-          <w:sz w:val="16"/>
-          <w:szCs w:val="16"/>
-          <w:lang w:val="en-IE"/>
-        </w:rPr>
-        <w:t xml:space="preserve"> – </w:t>
-      </w:r>
-      <w:r>
-        <w:rPr>
-          <w:sz w:val="16"/>
-          <w:szCs w:val="16"/>
-          <w:lang w:val="en-IE"/>
-        </w:rPr>
-        <w:t>C++ Logo</w:t>
-      </w:r>
-      <w:r>
-        <w:rPr>
-          <w:sz w:val="16"/>
-          <w:szCs w:val="16"/>
-          <w:lang w:val="en-IE"/>
-        </w:rPr>
-        <w:t>,</w:t>
-      </w:r>
-      <w:r>
-        <w:rPr>
-          <w:sz w:val="16"/>
-          <w:szCs w:val="16"/>
-          <w:lang w:val="en-IE"/>
-        </w:rPr>
-        <w:t xml:space="preserve"> </w:t>
+        <w:t xml:space="preserve">(Fig 3.1.1.1 – C++ Logo, </w:t>
       </w:r>
       <w:sdt>
         <w:sdtPr>
@@ -4410,31 +4370,7 @@
           <w:szCs w:val="16"/>
           <w:lang w:val="en-IE"/>
         </w:rPr>
-        <w:t>.1 – C</w:t>
-      </w:r>
-      <w:r>
-        <w:rPr>
-          <w:sz w:val="16"/>
-          <w:szCs w:val="16"/>
-          <w:lang w:val="en-IE"/>
-        </w:rPr>
-        <w:t>#</w:t>
-      </w:r>
-      <w:r>
-        <w:rPr>
-          <w:sz w:val="16"/>
-          <w:szCs w:val="16"/>
-          <w:lang w:val="en-IE"/>
-        </w:rPr>
-        <w:t xml:space="preserve"> Logo,</w:t>
-      </w:r>
-      <w:r>
-        <w:rPr>
-          <w:sz w:val="16"/>
-          <w:szCs w:val="16"/>
-          <w:lang w:val="en-IE"/>
-        </w:rPr>
-        <w:t xml:space="preserve"> </w:t>
+        <w:t xml:space="preserve">.1 – C# Logo, </w:t>
       </w:r>
       <w:sdt>
         <w:sdtPr>
@@ -4698,47 +4634,7 @@
           <w:szCs w:val="16"/>
           <w:lang w:val="en-IE"/>
         </w:rPr>
-        <w:t>(Fig 3.1.</w:t>
-      </w:r>
-      <w:r>
-        <w:rPr>
-          <w:sz w:val="16"/>
-          <w:szCs w:val="16"/>
-          <w:lang w:val="en-IE"/>
-        </w:rPr>
-        <w:t>3</w:t>
-      </w:r>
-      <w:r>
-        <w:rPr>
-          <w:sz w:val="16"/>
-          <w:szCs w:val="16"/>
-          <w:lang w:val="en-IE"/>
-        </w:rPr>
-        <w:t xml:space="preserve">.1 – </w:t>
-      </w:r>
-      <w:r>
-        <w:rPr>
-          <w:sz w:val="16"/>
-          <w:szCs w:val="16"/>
-          <w:lang w:val="en-IE"/>
-        </w:rPr>
-        <w:t>Python Logo</w:t>
-      </w:r>
-      <w:r>
-        <w:rPr>
-          <w:sz w:val="16"/>
-          <w:szCs w:val="16"/>
-          <w:lang w:val="en-IE"/>
-        </w:rPr>
-        <w:t>,</w:t>
-      </w:r>
-      <w:r>
-        <w:rPr>
-          <w:sz w:val="16"/>
-          <w:szCs w:val="16"/>
-          <w:lang w:val="en-IE"/>
-        </w:rPr>
-        <w:t xml:space="preserve"> </w:t>
+        <w:t xml:space="preserve">(Fig 3.1.3.1 – Python Logo, </w:t>
       </w:r>
       <w:sdt>
         <w:sdtPr>
@@ -5395,21 +5291,7 @@
         <w:rPr>
           <w:lang w:val="en-IE"/>
         </w:rPr>
-        <w:t xml:space="preserve">Based on the ATmega2560 microcontroller, the Arduino Mega 2560 Rev3 contains everything needed to support the ATMega2560, including 54 digital I/O pins, 16 </w:t>
-      </w:r>
-      <w:proofErr w:type="spellStart"/>
-      <w:r>
-        <w:rPr>
-          <w:lang w:val="en-IE"/>
-        </w:rPr>
-        <w:t>analog</w:t>
-      </w:r>
-      <w:proofErr w:type="spellEnd"/>
-      <w:r>
-        <w:rPr>
-          <w:lang w:val="en-IE"/>
-        </w:rPr>
-        <w:t xml:space="preserve"> inputs, 4 hardware serial ports, a 16MHz crystal oscillator, USB connection, and a power jack</w:t>
+        <w:t>Based on the ATmega2560 microcontroller, the Arduino Mega 2560 Rev3 contains everything needed to support the ATMega2560, including 54 digital I/O pins, 16 analog inputs, 4 hardware serial ports, a 16MHz crystal oscillator, USB connection, and a power jack</w:t>
       </w:r>
       <w:r>
         <w:rPr>
@@ -5666,21 +5548,7 @@
         <w:rPr>
           <w:lang w:val="en-IE"/>
         </w:rPr>
-        <w:t xml:space="preserve">, which is socketed on the board to allow for easy replacement of it in case of failure. The board supports the microcontroller with 14 digital I/O pins, 6 </w:t>
-      </w:r>
-      <w:proofErr w:type="spellStart"/>
-      <w:r>
-        <w:rPr>
-          <w:lang w:val="en-IE"/>
-        </w:rPr>
-        <w:t>analog</w:t>
-      </w:r>
-      <w:proofErr w:type="spellEnd"/>
-      <w:r>
-        <w:rPr>
-          <w:lang w:val="en-IE"/>
-        </w:rPr>
-        <w:t xml:space="preserve"> inputs, a 16MHz ceramic resonator, a USB connection, and a power jack </w:t>
+        <w:t xml:space="preserve">, which is socketed on the board to allow for easy replacement of it in case of failure. The board supports the microcontroller with 14 digital I/O pins, 6 analog inputs, a 16MHz ceramic resonator, a USB connection, and a power jack </w:t>
       </w:r>
       <w:sdt>
         <w:sdtPr>
@@ -5773,15 +5641,7 @@
     </w:p>
     <w:p>
       <w:r>
-        <w:t xml:space="preserve">The ESP32 family of chips and boards are developed by </w:t>
-      </w:r>
-      <w:proofErr w:type="spellStart"/>
-      <w:r>
-        <w:t>Espressif</w:t>
-      </w:r>
-      <w:proofErr w:type="spellEnd"/>
-      <w:r>
-        <w:t xml:space="preserve">; a fabless silicon vendor based in China, and founded in 2008 </w:t>
+        <w:t xml:space="preserve">The ESP32 family of chips and boards are developed by Espressif; a fabless silicon vendor based in China, and founded in 2008 </w:t>
       </w:r>
       <w:sdt>
         <w:sdtPr>
@@ -6062,15 +5922,7 @@
         <w:t xml:space="preserve">. </w:t>
       </w:r>
       <w:r>
-        <w:t xml:space="preserve">The board supports </w:t>
-      </w:r>
-      <w:proofErr w:type="spellStart"/>
-      <w:r>
-        <w:t>WiFi</w:t>
-      </w:r>
-      <w:proofErr w:type="spellEnd"/>
-      <w:r>
-        <w:t xml:space="preserve"> 6, Bluetooth 5.0, USB type A and C, Ethernet, and </w:t>
+        <w:t xml:space="preserve">The board supports WiFi 6, Bluetooth 5.0, USB type A and C, Ethernet, and </w:t>
       </w:r>
       <w:r>
         <w:lastRenderedPageBreak/>
@@ -6243,15 +6095,7 @@
     </w:p>
     <w:p>
       <w:r>
-        <w:t xml:space="preserve">The ESP32-C6-MINI-1(U) supports </w:t>
-      </w:r>
-      <w:proofErr w:type="spellStart"/>
-      <w:r>
-        <w:t>WiFi</w:t>
-      </w:r>
-      <w:proofErr w:type="spellEnd"/>
-      <w:r>
-        <w:t xml:space="preserve"> 6, Bluetooth 5.0, and maxes out at 160MHz</w:t>
+        <w:t>The ESP32-C6-MINI-1(U) supports WiFi 6, Bluetooth 5.0, and maxes out at 160MHz</w:t>
       </w:r>
       <w:r>
         <w:t xml:space="preserve"> </w:t>
@@ -6351,7 +6195,7 @@
           <w:noProof/>
         </w:rPr>
         <w:drawing>
-          <wp:inline distT="0" distB="0" distL="0" distR="0" wp14:anchorId="4CB28EE1" wp14:editId="2024DD18">
+          <wp:inline distT="0" distB="0" distL="0" distR="0" wp14:anchorId="4CB28EE1" wp14:editId="5D342AB7">
             <wp:extent cx="1849466" cy="1849466"/>
             <wp:effectExtent l="0" t="0" r="0" b="0"/>
             <wp:docPr id="206363709" name="Picture 2"/>
@@ -6564,21 +6408,7 @@
         <w:rPr>
           <w:lang w:val="en-IE"/>
         </w:rPr>
-        <w:t xml:space="preserve">. As it is based on C++, the Arduino language is fast and lightweight. Support for ESP32 microcontrollers is available, using an Arduino core developed by </w:t>
-      </w:r>
-      <w:proofErr w:type="spellStart"/>
-      <w:r>
-        <w:rPr>
-          <w:lang w:val="en-IE"/>
-        </w:rPr>
-        <w:t>Espressif</w:t>
-      </w:r>
-      <w:proofErr w:type="spellEnd"/>
-      <w:r>
-        <w:rPr>
-          <w:lang w:val="en-IE"/>
-        </w:rPr>
-        <w:t xml:space="preserve">, the creators of the ESP32 microcontrollers </w:t>
+        <w:t xml:space="preserve">. As it is based on C++, the Arduino language is fast and lightweight. Support for ESP32 microcontrollers is available, using an Arduino core developed by Espressif, the creators of the ESP32 microcontrollers </w:t>
       </w:r>
       <w:sdt>
         <w:sdtPr>
@@ -8189,21 +8019,7 @@
         <w:rPr>
           <w:lang w:val="en-IE"/>
         </w:rPr>
-        <w:t xml:space="preserve">straightforward to read from and interface with. The problems arise with some of the “Enhancement Chips” that were seen in later games. Some enhancement chips hold no effect on the reading of cartridges, such as the Super FX chip (seen in </w:t>
-      </w:r>
-      <w:proofErr w:type="spellStart"/>
-      <w:r>
-        <w:rPr>
-          <w:lang w:val="en-IE"/>
-        </w:rPr>
-        <w:t>Starwing</w:t>
-      </w:r>
-      <w:proofErr w:type="spellEnd"/>
-      <w:r>
-        <w:rPr>
-          <w:lang w:val="en-IE"/>
-        </w:rPr>
-        <w:t>, see MARIO CHIP-1 in Fig 3.3.2.2)</w:t>
+        <w:t>straightforward to read from and interface with. The problems arise with some of the “Enhancement Chips” that were seen in later games. Some enhancement chips hold no effect on the reading of cartridges, such as the Super FX chip (seen in Starwing, see MARIO CHIP-1 in Fig 3.3.2.2)</w:t>
       </w:r>
       <w:r>
         <w:rPr>
@@ -8627,14 +8443,12 @@
         </w:rPr>
         <w:t xml:space="preserve">1996 graced Japanese store shelves with the </w:t>
       </w:r>
-      <w:proofErr w:type="spellStart"/>
-      <w:r>
-        <w:rPr>
-          <w:lang w:val="en-IE"/>
-        </w:rPr>
-        <w:t>worlds</w:t>
-      </w:r>
-      <w:proofErr w:type="spellEnd"/>
+      <w:r>
+        <w:rPr>
+          <w:lang w:val="en-IE"/>
+        </w:rPr>
+        <w:t>world’s</w:t>
+      </w:r>
       <w:r>
         <w:rPr>
           <w:lang w:val="en-IE"/>
@@ -8878,7 +8692,7 @@
         </w:rPr>
         <w:lastRenderedPageBreak/>
         <w:drawing>
-          <wp:anchor distT="0" distB="0" distL="114300" distR="114300" simplePos="0" relativeHeight="251659264" behindDoc="0" locked="0" layoutInCell="1" allowOverlap="1" wp14:anchorId="41FCCBCB" wp14:editId="5FF78D67">
+          <wp:anchor distT="0" distB="0" distL="114300" distR="114300" simplePos="0" relativeHeight="251659264" behindDoc="0" locked="0" layoutInCell="1" allowOverlap="1" wp14:anchorId="41FCCBCB" wp14:editId="5D2E886A">
             <wp:simplePos x="0" y="0"/>
             <wp:positionH relativeFrom="column">
               <wp:posOffset>0</wp:posOffset>
@@ -9563,15 +9377,7 @@
       </w:pPr>
       <w:bookmarkStart w:id="24" w:name="_Toc213615998"/>
       <w:r>
-        <w:t xml:space="preserve">Game Boy </w:t>
-      </w:r>
-      <w:proofErr w:type="spellStart"/>
-      <w:r>
-        <w:t>Color</w:t>
-      </w:r>
-      <w:proofErr w:type="spellEnd"/>
-      <w:r>
-        <w:t xml:space="preserve"> (GBC)</w:t>
+        <w:t>Game Boy Color (GBC)</w:t>
       </w:r>
       <w:bookmarkEnd w:id="24"/>
     </w:p>
@@ -9585,16 +9391,8 @@
         <w:rPr>
           <w:lang w:val="en-IE"/>
         </w:rPr>
-        <w:t xml:space="preserve">1998 saw the release of the next step up from the Game Boy, in the Game Boy </w:t>
-      </w:r>
-      <w:proofErr w:type="spellStart"/>
-      <w:r>
-        <w:rPr>
-          <w:lang w:val="en-IE"/>
-        </w:rPr>
-        <w:t>Color</w:t>
-      </w:r>
-      <w:proofErr w:type="spellEnd"/>
+        <w:t>1998 saw the release of the next step up from the Game Boy, in the Game Boy Color</w:t>
+      </w:r>
       <w:r>
         <w:rPr>
           <w:lang w:val="en-IE"/>
@@ -9873,21 +9671,7 @@
         <w:rPr>
           <w:lang w:val="en-IE"/>
         </w:rPr>
-        <w:t xml:space="preserve">From my research, the Game Boy </w:t>
-      </w:r>
-      <w:proofErr w:type="spellStart"/>
-      <w:r>
-        <w:rPr>
-          <w:lang w:val="en-IE"/>
-        </w:rPr>
-        <w:t>Color</w:t>
-      </w:r>
-      <w:proofErr w:type="spellEnd"/>
-      <w:r>
-        <w:rPr>
-          <w:lang w:val="en-IE"/>
-        </w:rPr>
-        <w:t xml:space="preserve"> cartridges utilise the same addressing and banking systems that the original Game Boy used. This makes things easier, as they are essentially Game Boy games, but bigger.</w:t>
+        <w:t>From my research, the Game Boy Color cartridges utilise the same addressing and banking systems that the original Game Boy used. This makes things easier, as they are essentially Game Boy games, but bigger.</w:t>
       </w:r>
     </w:p>
     <w:p>
@@ -10779,43 +10563,30 @@
     </w:p>
     <w:p>
       <w:r>
-        <w:t>Resistors are passive devices used to control the flow of current in a circuit. In addition to this, they can divide the voltage of a circuit</w:t>
-      </w:r>
-      <w:r>
-        <w:t xml:space="preserve"> </w:t>
-      </w:r>
-      <w:sdt>
-        <w:sdtPr>
-          <w:id w:val="-1029483674"/>
-          <w:citation/>
-        </w:sdtPr>
-        <w:sdtContent>
-          <w:r>
-            <w:fldChar w:fldCharType="begin"/>
-          </w:r>
-          <w:r>
-            <w:instrText xml:space="preserve"> CITATION Dah23 \l 2057 </w:instrText>
-          </w:r>
-          <w:r>
-            <w:fldChar w:fldCharType="separate"/>
-          </w:r>
-          <w:r>
-            <w:rPr>
-              <w:noProof/>
-            </w:rPr>
-            <w:t>(Dahl, 2023)</w:t>
-          </w:r>
-          <w:r>
-            <w:fldChar w:fldCharType="end"/>
-          </w:r>
-        </w:sdtContent>
-      </w:sdt>
-      <w:r>
-        <w:t xml:space="preserve">. Both are useful for this project. Controlling current flow helps to prevent damage to fragile components. The voltage division, however, will allow for the detection of the currently inserted cartridge port module. By using different resistor combinations on each module, the </w:t>
-      </w:r>
-      <w:r>
-        <w:t>output of the voltage divider can be measured against a table of existing modules to determine the currently inserted one.</w:t>
-      </w:r>
+        <w:t>Resistors are passive devices used to control the flow of current in a circuit. Controlling current flow helps to prevent damage to fragile components.</w:t>
+      </w:r>
+    </w:p>
+    <w:p>
+      <w:pPr>
+        <w:pStyle w:val="Heading3"/>
+        <w:numPr>
+          <w:ilvl w:val="2"/>
+          <w:numId w:val="1"/>
+        </w:numPr>
+      </w:pPr>
+      <w:r>
+        <w:t>EEPROM</w:t>
+      </w:r>
+    </w:p>
+    <w:p>
+      <w:r>
+        <w:t>EEPROM chips will be used for identification of modules. They can work using serial connections, which the microcontrollers can either support natively or spoof with the correct timing.</w:t>
+      </w:r>
+    </w:p>
+    <w:p>
+      <w:pPr>
+        <w:pStyle w:val="Heading3"/>
+      </w:pPr>
       <w:r>
         <w:br w:type="page"/>
       </w:r>
@@ -17801,6 +17572,7 @@
   <w:style w:type="character" w:default="1" w:styleId="DefaultParagraphFont">
     <w:name w:val="Default Paragraph Font"/>
     <w:uiPriority w:val="1"/>
+    <w:semiHidden/>
     <w:unhideWhenUsed/>
   </w:style>
   <w:style w:type="table" w:default="1" w:styleId="TableNormal">
